--- a/public/templates/MBCDI report English 16-30mo_AT RISK.docx
+++ b/public/templates/MBCDI report English 16-30mo_AT RISK.docx
@@ -60,6 +60,7 @@
           <w:iCs/>
           <w:sz w:val="22"/>
           <w:szCs w:val="22"/>
+          <w:highlight w:val="yellow"/>
         </w:rPr>
         <w:t>[ ]</w:t>
       </w:r>
